--- a/presentation&report/script_part2.docx
+++ b/presentation&report/script_part2.docx
@@ -308,7 +308,44 @@
           <w:rFonts w:ascii="Times New Roman" w:hAnsi="Times New Roman"/>
           <w:sz w:val="24"/>
         </w:rPr>
-        <w:t xml:space="preserve">. Although the idea is simple, it directly shows how influential the selected </w:t>
+        <w:t xml:space="preserve">. </w:t>
+      </w:r>
+      <w:r>
+        <w:rPr>
+          <w:rFonts w:ascii="Times New Roman" w:hAnsi="Times New Roman"/>
+          <w:sz w:val="24"/>
+        </w:rPr>
+        <w:t>For example, the black box predicts the input image’s label is dog, with 97%. Removing a weak region, like the background, barely changes the prediction probability. While removing more important regions results in a much larger drop. So</w:t>
+      </w:r>
+      <w:r>
+        <w:rPr>
+          <w:rFonts w:ascii="Times New Roman" w:hAnsi="Times New Roman"/>
+          <w:sz w:val="24"/>
+        </w:rPr>
+        <w:t xml:space="preserve">, </w:t>
+      </w:r>
+      <w:r>
+        <w:rPr>
+          <w:rFonts w:ascii="Times New Roman" w:hAnsi="Times New Roman"/>
+          <w:sz w:val="24"/>
+        </w:rPr>
+        <w:t xml:space="preserve">the </w:t>
+      </w:r>
+      <w:proofErr w:type="spellStart"/>
+      <w:r>
+        <w:rPr>
+          <w:rFonts w:ascii="Times New Roman" w:hAnsi="Times New Roman"/>
+          <w:sz w:val="24"/>
+        </w:rPr>
+        <w:t>FatihDrop</w:t>
+      </w:r>
+      <w:proofErr w:type="spellEnd"/>
+      <w:r>
+        <w:rPr>
+          <w:rFonts w:ascii="Times New Roman" w:hAnsi="Times New Roman"/>
+          <w:sz w:val="24"/>
+        </w:rPr>
+        <w:t xml:space="preserve"> directly shows how influential the selected </w:t>
       </w:r>
       <w:proofErr w:type="spellStart"/>
       <w:r>
@@ -1158,7 +1195,15 @@
           <w:rFonts w:ascii="Times New Roman" w:hAnsi="Times New Roman"/>
           <w:sz w:val="24"/>
         </w:rPr>
-        <w:t>together with the corresponding set of explanations into M, which stores the results for different budgets.</w:t>
+        <w:t xml:space="preserve">together with the corresponding set of explanations into M, which stores the results for different </w:t>
+      </w:r>
+      <w:r>
+        <w:rPr>
+          <w:rFonts w:ascii="Times New Roman" w:hAnsi="Times New Roman"/>
+          <w:sz w:val="24"/>
+        </w:rPr>
+        <w:lastRenderedPageBreak/>
+        <w:t>budgets.</w:t>
       </w:r>
     </w:p>
     <w:p>
@@ -1225,7 +1270,6 @@
           <w:bCs/>
           <w:sz w:val="24"/>
         </w:rPr>
-        <w:lastRenderedPageBreak/>
         <w:t>Coarse-to-Fine Budget Allocation</w:t>
       </w:r>
     </w:p>
@@ -1832,28 +1876,7 @@
           <w:rFonts w:ascii="Times New Roman" w:hAnsi="Times New Roman"/>
           <w:sz w:val="24"/>
         </w:rPr>
-        <w:t>we use</w:t>
-      </w:r>
-      <w:r>
-        <w:rPr>
-          <w:rFonts w:ascii="Times New Roman" w:hAnsi="Times New Roman"/>
-          <w:sz w:val="24"/>
-        </w:rPr>
-        <w:t xml:space="preserve"> exploration</w:t>
-      </w:r>
-      <w:r>
-        <w:rPr>
-          <w:rFonts w:ascii="Times New Roman" w:hAnsi="Times New Roman"/>
-          <w:sz w:val="24"/>
-        </w:rPr>
-        <w:t xml:space="preserve"> ratio</w:t>
-      </w:r>
-      <w:r>
-        <w:rPr>
-          <w:rFonts w:ascii="Times New Roman" w:hAnsi="Times New Roman"/>
-          <w:sz w:val="24"/>
-        </w:rPr>
-        <w:t xml:space="preserve"> </w:t>
+        <w:t xml:space="preserve">we use exploration ratio </w:t>
       </w:r>
       <m:oMath>
         <m:r>
@@ -1869,49 +1892,7 @@
           <w:rFonts w:ascii="Times New Roman" w:hAnsi="Times New Roman"/>
           <w:sz w:val="24"/>
         </w:rPr>
-        <w:t xml:space="preserve"> controls how much random exploration we keep in </w:t>
-      </w:r>
-      <w:r>
-        <w:rPr>
-          <w:rFonts w:ascii="Times New Roman" w:hAnsi="Times New Roman"/>
-          <w:sz w:val="24"/>
-        </w:rPr>
-        <w:t>this stage</w:t>
-      </w:r>
-      <w:r>
-        <w:rPr>
-          <w:rFonts w:ascii="Times New Roman" w:hAnsi="Times New Roman"/>
-          <w:sz w:val="24"/>
-        </w:rPr>
-        <w:t>. Although we</w:t>
-      </w:r>
-      <w:r>
-        <w:rPr>
-          <w:rFonts w:ascii="Times New Roman" w:hAnsi="Times New Roman"/>
-          <w:sz w:val="24"/>
-        </w:rPr>
-        <w:t xml:space="preserve"> have already</w:t>
-      </w:r>
-      <w:r>
-        <w:rPr>
-          <w:rFonts w:ascii="Times New Roman" w:hAnsi="Times New Roman"/>
-          <w:sz w:val="24"/>
-        </w:rPr>
-        <w:t xml:space="preserve"> select</w:t>
-      </w:r>
-      <w:r>
-        <w:rPr>
-          <w:rFonts w:ascii="Times New Roman" w:hAnsi="Times New Roman"/>
-          <w:sz w:val="24"/>
-        </w:rPr>
-        <w:t>ed</w:t>
-      </w:r>
-      <w:r>
-        <w:rPr>
-          <w:rFonts w:ascii="Times New Roman" w:hAnsi="Times New Roman"/>
-          <w:sz w:val="24"/>
-        </w:rPr>
-        <w:t xml:space="preserve"> some candidates during coarse stage, we still need to keep exploring the </w:t>
+        <w:t xml:space="preserve"> controls how much random exploration we keep in this stage. Although we have already selected some candidates during coarse stage, we still need to keep exploring the </w:t>
       </w:r>
       <w:proofErr w:type="spellStart"/>
       <w:r>
@@ -1927,77 +1908,7 @@
           <w:rFonts w:ascii="Times New Roman" w:hAnsi="Times New Roman"/>
           <w:sz w:val="24"/>
         </w:rPr>
-        <w:t xml:space="preserve"> that were</w:t>
-      </w:r>
-      <w:r>
-        <w:rPr>
-          <w:rFonts w:ascii="Times New Roman" w:hAnsi="Times New Roman"/>
-          <w:sz w:val="24"/>
-        </w:rPr>
-        <w:t xml:space="preserve"> not selected </w:t>
-      </w:r>
-      <w:r>
-        <w:rPr>
-          <w:rFonts w:ascii="Times New Roman" w:hAnsi="Times New Roman"/>
-          <w:sz w:val="24"/>
-        </w:rPr>
-        <w:t xml:space="preserve">to some extent, in order </w:t>
-      </w:r>
-      <w:r>
-        <w:rPr>
-          <w:rFonts w:ascii="Times New Roman" w:hAnsi="Times New Roman"/>
-          <w:sz w:val="24"/>
-        </w:rPr>
-        <w:t>to reduc</w:t>
-      </w:r>
-      <w:r>
-        <w:rPr>
-          <w:rFonts w:ascii="Times New Roman" w:hAnsi="Times New Roman"/>
-          <w:sz w:val="24"/>
-        </w:rPr>
-        <w:t>e</w:t>
-      </w:r>
-      <w:r>
-        <w:rPr>
-          <w:rFonts w:ascii="Times New Roman" w:hAnsi="Times New Roman"/>
-          <w:sz w:val="24"/>
-        </w:rPr>
-        <w:t xml:space="preserve"> the risk of missing important regions or features. After all, we only use</w:t>
-      </w:r>
-      <w:r>
-        <w:rPr>
-          <w:rFonts w:ascii="Times New Roman" w:hAnsi="Times New Roman"/>
-          <w:sz w:val="24"/>
-        </w:rPr>
-        <w:t xml:space="preserve"> a</w:t>
-      </w:r>
-      <w:r>
-        <w:rPr>
-          <w:rFonts w:ascii="Times New Roman" w:hAnsi="Times New Roman"/>
-          <w:sz w:val="24"/>
-        </w:rPr>
-        <w:t xml:space="preserve"> very limited</w:t>
-      </w:r>
-      <w:r>
-        <w:rPr>
-          <w:rFonts w:ascii="Times New Roman" w:hAnsi="Times New Roman"/>
-          <w:sz w:val="24"/>
-        </w:rPr>
-        <w:t xml:space="preserve"> number of</w:t>
-      </w:r>
-      <w:r>
-        <w:rPr>
-          <w:rFonts w:ascii="Times New Roman" w:hAnsi="Times New Roman"/>
-          <w:sz w:val="24"/>
-        </w:rPr>
-        <w:t xml:space="preserve"> queries during coarse stage.</w:t>
-      </w:r>
-      <w:r>
-        <w:rPr>
-          <w:rFonts w:ascii="Times New Roman" w:hAnsi="Times New Roman"/>
-          <w:sz w:val="24"/>
-        </w:rPr>
-        <w:t xml:space="preserve"> Same as before, all the results are stored in a set </w:t>
+        <w:t xml:space="preserve"> that were not selected to some extent, in order to reduce the risk of missing important regions or features. After all, we only use a very limited number of queries during coarse stage. Same as before, all the results are stored in a set </w:t>
       </w:r>
       <m:oMath>
         <m:sSub>
